--- a/docs/ПМИ_Общее.docx
+++ b/docs/ПМИ_Общее.docx
@@ -1423,7 +1423,7 @@
           <w:noProof/>
         </w:rPr>
         <w:drawing>
-          <wp:anchor distT="0" distB="0" distL="114300" distR="114300" simplePos="0" relativeHeight="251670528" behindDoc="1" locked="0" layoutInCell="1" allowOverlap="1" wp14:anchorId="6E5EBE91" wp14:editId="5EA7934C">
+          <wp:anchor distT="0" distB="0" distL="114300" distR="114300" simplePos="0" relativeHeight="251670528" behindDoc="1" locked="0" layoutInCell="1" allowOverlap="1" wp14:anchorId="6E5EBE91" wp14:editId="31A86F06">
             <wp:simplePos x="0" y="0"/>
             <wp:positionH relativeFrom="column">
               <wp:posOffset>4741546</wp:posOffset>
@@ -12578,7 +12578,10 @@
       </w:pPr>
       <w:bookmarkStart w:id="104" w:name="_Toc197699371"/>
       <w:r>
-        <w:t>Оценка влияния аномалий на качество регрессионных моделей</w:t>
+        <w:t xml:space="preserve">Метрики качества регрессии и обнаружения </w:t>
+      </w:r>
+      <w:r>
+        <w:t>аномалий</w:t>
       </w:r>
       <w:bookmarkEnd w:id="104"/>
     </w:p>
@@ -12712,7 +12715,22 @@
           <w:lang w:val="en-RU"/>
         </w:rPr>
         <w:lastRenderedPageBreak/>
-        <w:t>Разработка метрик для оценки качества моделей на зашумленных данных.</w:t>
+        <w:t xml:space="preserve">Разработка метрик для оценки качества </w:t>
+      </w:r>
+      <w:r>
+        <w:rPr>
+          <w:b w:val="0"/>
+          <w:bCs w:val="0"/>
+        </w:rPr>
+        <w:t>методов обнаружения аномальных наблюдений и регрессии</w:t>
+      </w:r>
+      <w:r>
+        <w:rPr>
+          <w:b w:val="0"/>
+          <w:bCs w:val="0"/>
+          <w:lang w:val="en-RU"/>
+        </w:rPr>
+        <w:t xml:space="preserve"> на зашумленных данных.</w:t>
       </w:r>
       <w:bookmarkEnd w:id="108"/>
     </w:p>
@@ -20271,6 +20289,52 @@
         <w:pStyle w:val="Heading1"/>
         <w:widowControl/>
         <w:numPr>
+          <w:ilvl w:val="0"/>
+          <w:numId w:val="80"/>
+        </w:numPr>
+        <w:tabs>
+          <w:tab w:val="left" w:pos="1722"/>
+        </w:tabs>
+        <w:autoSpaceDE/>
+        <w:autoSpaceDN/>
+        <w:spacing w:line="360" w:lineRule="auto"/>
+        <w:ind w:left="2835" w:right="718" w:hanging="283"/>
+        <w:jc w:val="both"/>
+        <w:rPr>
+          <w:b w:val="0"/>
+          <w:bCs w:val="0"/>
+          <w:lang w:val="en-RU"/>
+        </w:rPr>
+      </w:pPr>
+      <w:r>
+        <w:rPr>
+          <w:b w:val="0"/>
+          <w:bCs w:val="0"/>
+        </w:rPr>
+        <w:t xml:space="preserve">Убедиться, что метрики качества регрессии и обнаружения аномальных наблюдений сохраняются с указанным именем, содержимое файла </w:t>
+      </w:r>
+      <w:proofErr w:type="spellStart"/>
+      <w:r>
+        <w:rPr>
+          <w:b w:val="0"/>
+          <w:bCs w:val="0"/>
+        </w:rPr>
+        <w:t>непусто</w:t>
+      </w:r>
+      <w:proofErr w:type="spellEnd"/>
+      <w:r>
+        <w:rPr>
+          <w:b w:val="0"/>
+          <w:bCs w:val="0"/>
+        </w:rPr>
+        <w:t>, метрики принимают неотрицательные значения.</w:t>
+      </w:r>
+    </w:p>
+    <w:p>
+      <w:pPr>
+        <w:pStyle w:val="Heading1"/>
+        <w:widowControl/>
+        <w:numPr>
           <w:ilvl w:val="1"/>
           <w:numId w:val="122"/>
         </w:numPr>
@@ -20605,15 +20669,7 @@
           <w:sz w:val="24"/>
           <w:szCs w:val="24"/>
         </w:rPr>
-        <w:t xml:space="preserve">Произведя проверку функциональных требований в п. 6.2 и требований к надежности, можно сделать вывод, что программный комплекс удовлетворяет заявленным </w:t>
-      </w:r>
-      <w:r>
-        <w:rPr>
-          <w:sz w:val="24"/>
-          <w:szCs w:val="24"/>
-        </w:rPr>
-        <w:lastRenderedPageBreak/>
-        <w:t>требованиям и обеспечивает надежную работу во всех тестовых сценариях.</w:t>
+        <w:t>Произведя проверку функциональных требований в п. 6.2 и требований к надежности, можно сделать вывод, что программный комплекс удовлетворяет заявленным требованиям и обеспечивает надежную работу во всех тестовых сценариях.</w:t>
       </w:r>
     </w:p>
     <w:p>
@@ -22177,6 +22233,7 @@
         <w:rPr>
           <w:sz w:val="24"/>
         </w:rPr>
+        <w:lastRenderedPageBreak/>
         <w:t>Единая</w:t>
       </w:r>
       <w:r>
@@ -22475,7 +22532,6 @@
         <w:rPr>
           <w:sz w:val="24"/>
         </w:rPr>
-        <w:lastRenderedPageBreak/>
         <w:t>2001.</w:t>
       </w:r>
     </w:p>
@@ -44128,10 +44184,6 @@
 </file>
 
 <file path=customXml/item1.xml><?xml version="1.0" encoding="utf-8"?>
-<b:Sources xmlns:b="http://schemas.openxmlformats.org/officeDocument/2006/bibliography" xmlns="http://schemas.openxmlformats.org/officeDocument/2006/bibliography" SelectedStyle="\APASixthEditionOfficeOnline.xsl" StyleName="APA" Version="6"/>
-</file>
-
-<file path=customXml/item2.xml><?xml version="1.0" encoding="utf-8"?>
 <s:customData xmlns="http://www.wps.cn/officeDocument/2013/wpsCustomData" xmlns:s="http://www.wps.cn/officeDocument/2013/wpsCustomData">
   <customSectProps>
     <customSectPr/>
@@ -44157,18 +44209,22 @@
 </s:customData>
 </file>
 
+<file path=customXml/item2.xml><?xml version="1.0" encoding="utf-8"?>
+<b:Sources xmlns:b="http://schemas.openxmlformats.org/officeDocument/2006/bibliography" xmlns="http://schemas.openxmlformats.org/officeDocument/2006/bibliography" SelectedStyle="\APASixthEditionOfficeOnline.xsl" StyleName="APA" Version="6"/>
+</file>
+
 <file path=customXml/itemProps1.xml><?xml version="1.0" encoding="utf-8"?>
+<ds:datastoreItem xmlns:ds="http://schemas.openxmlformats.org/officeDocument/2006/customXml" ds:itemID="{B1977F7D-205B-4081-913C-38D41E755F92}">
+  <ds:schemaRefs>
+    <ds:schemaRef ds:uri="http://www.wps.cn/officeDocument/2013/wpsCustomData"/>
+  </ds:schemaRefs>
+</ds:datastoreItem>
+</file>
+
+<file path=customXml/itemProps2.xml><?xml version="1.0" encoding="utf-8"?>
 <ds:datastoreItem xmlns:ds="http://schemas.openxmlformats.org/officeDocument/2006/customXml" ds:itemID="{8B1B0B9B-246F-42FC-89B3-EDDC900B3227}">
   <ds:schemaRefs>
     <ds:schemaRef ds:uri="http://schemas.openxmlformats.org/officeDocument/2006/bibliography"/>
   </ds:schemaRefs>
 </ds:datastoreItem>
-</file>
-
-<file path=customXml/itemProps2.xml><?xml version="1.0" encoding="utf-8"?>
-<ds:datastoreItem xmlns:ds="http://schemas.openxmlformats.org/officeDocument/2006/customXml" ds:itemID="{B1977F7D-205B-4081-913C-38D41E755F92}">
-  <ds:schemaRefs>
-    <ds:schemaRef ds:uri="http://www.wps.cn/officeDocument/2013/wpsCustomData"/>
-  </ds:schemaRefs>
-</ds:datastoreItem>
 </file>